--- a/Deepak_Tiwari resume.docx
+++ b/Deepak_Tiwari resume.docx
@@ -47,114 +47,91 @@
     </w:p>
     <w:p>
       <w:pPr>
-        <w:pBdr>
-          <w:bottom w:val="single" w:sz="12" w:space="1" w:color="808080"/>
-        </w:pBdr>
-        <w:spacing w:after="80"/>
-      </w:pPr>
-    </w:p>
-    <w:p>
-      <w:pPr>
         <w:spacing w:after="40"/>
-        <w:jc w:val="center"/>
-      </w:pPr>
-      <w:r>
-        <w:rPr>
-          <w:b/>
-          <w:bCs/>
-        </w:rPr>
-        <w:t xml:space="preserve">A: </w:t>
-      </w:r>
-      <w:r>
-        <w:t xml:space="preserve">Jaipur, Rajasthan   </w:t>
-      </w:r>
-      <w:r>
-        <w:rPr>
-          <w:b/>
-          <w:bCs/>
-        </w:rPr>
-        <w:t xml:space="preserve">P: </w:t>
-      </w:r>
-      <w:r>
-        <w:t xml:space="preserve">+91-8740946940   </w:t>
-      </w:r>
-      <w:r>
-        <w:rPr>
-          <w:b/>
-          <w:bCs/>
-        </w:rPr>
-        <w:t xml:space="preserve">E: </w:t>
-      </w:r>
-      <w:r>
-        <w:t xml:space="preserve">deepakt5223@gmail.com   </w:t>
-      </w:r>
-      <w:r>
-        <w:rPr>
-          <w:b/>
-          <w:bCs/>
-        </w:rPr>
-        <w:t xml:space="preserve">G: </w:t>
+      </w:pPr>
+      <w:r>
+        <w:t xml:space="preserve">Jaipur, Rajasthan </w:t>
+      </w:r>
+      <w:r>
+        <w:t xml:space="preserve">| </w:t>
+      </w:r>
+      <w:r>
+        <w:t xml:space="preserve">8740946940 </w:t>
+      </w:r>
+      <w:r>
+        <w:t>|</w:t>
+      </w:r>
+      <w:r>
+        <w:t xml:space="preserve"> </w:t>
       </w:r>
       <w:hyperlink r:id="rId5" w:history="1">
-        <w:proofErr w:type="spellStart"/>
         <w:r>
           <w:rPr>
-            <w:color w:val="0563C1"/>
-            <w:u w:val="single"/>
+            <w:rStyle w:val="Hyperlink"/>
+            <w:color w:val="auto"/>
+            <w:u w:val="none"/>
           </w:rPr>
-          <w:t>Github</w:t>
+          <w:t>deepakt5223@gmail.com</w:t>
         </w:r>
-        <w:proofErr w:type="spellEnd"/>
       </w:hyperlink>
       <w:r>
-        <w:t xml:space="preserve">   </w:t>
-      </w:r>
-      <w:r>
-        <w:rPr>
-          <w:b/>
-          <w:bCs/>
-        </w:rPr>
-        <w:t xml:space="preserve">L: </w:t>
+        <w:t xml:space="preserve"> </w:t>
+      </w:r>
+      <w:r>
+        <w:t>| Github:</w:t>
+      </w:r>
+      <w:r>
+        <w:t xml:space="preserve"> </w:t>
       </w:r>
       <w:hyperlink r:id="rId6" w:history="1">
-        <w:proofErr w:type="spellStart"/>
         <w:r>
           <w:rPr>
-            <w:color w:val="0563C1"/>
-            <w:u w:val="single"/>
+            <w:rStyle w:val="Hyperlink"/>
+            <w:color w:val="auto"/>
+            <w:u w:val="none"/>
           </w:rPr>
-          <w:t>Linkedln</w:t>
+          <w:t>https://github.com/deepakt5223</w:t>
         </w:r>
-        <w:proofErr w:type="spellEnd"/>
       </w:hyperlink>
       <w:r>
+        <w:t xml:space="preserve"> | Linkedln:</w:t>
+      </w:r>
+      <w:r>
+        <w:rPr>
+          <w:rFonts w:ascii="Segoe UI" w:hAnsi="Segoe UI" w:cs="Segoe UI"/>
+          <w:sz w:val="21"/>
+          <w:szCs w:val="21"/>
+          <w:shd w:val="clear" w:color="auto" w:fill="FFFFFF"/>
+        </w:rPr>
         <w:t xml:space="preserve"> </w:t>
-      </w:r>
-      <w:r>
-        <w:rPr>
-          <w:b/>
-          <w:bCs/>
-        </w:rPr>
-        <w:t xml:space="preserve">P: </w:t>
       </w:r>
       <w:hyperlink r:id="rId7" w:history="1">
         <w:r>
           <w:rPr>
             <w:rStyle w:val="Hyperlink"/>
+            <w:color w:val="auto"/>
+            <w:u w:val="none"/>
           </w:rPr>
-          <w:t>Portfolio</w:t>
+          <w:t>www.linkedin.com/in/deepak-tiwari-4964a4375</w:t>
         </w:r>
       </w:hyperlink>
       <w:r>
-        <w:t xml:space="preserve"> </w:t>
-      </w:r>
-    </w:p>
-    <w:p>
-      <w:pPr>
-        <w:pBdr>
-          <w:bottom w:val="single" w:sz="12" w:space="1" w:color="808080"/>
-        </w:pBdr>
-        <w:spacing w:after="120"/>
+        <w:t xml:space="preserve"> | Portfolio: </w:t>
+      </w:r>
+      <w:hyperlink r:id="rId8" w:history="1">
+        <w:r>
+          <w:rPr>
+            <w:rStyle w:val="Hyperlink"/>
+            <w:color w:val="auto"/>
+            <w:u w:val="none"/>
+          </w:rPr>
+          <w:t>https://deepakt5223.github.io/https-deepakt5223.github.io/</w:t>
+        </w:r>
+      </w:hyperlink>
+    </w:p>
+    <w:p>
+      <w:pPr>
+        <w:spacing w:after="40"/>
       </w:pPr>
     </w:p>
     <w:p>
@@ -173,14 +150,6 @@
     </w:p>
     <w:p>
       <w:pPr>
-        <w:pBdr>
-          <w:bottom w:val="single" w:sz="6" w:space="1" w:color="808080"/>
-        </w:pBdr>
-        <w:spacing w:after="100"/>
-      </w:pPr>
-    </w:p>
-    <w:p>
-      <w:pPr>
         <w:spacing w:after="120"/>
         <w:jc w:val="both"/>
       </w:pPr>
@@ -204,14 +173,6 @@
     </w:p>
     <w:p>
       <w:pPr>
-        <w:pBdr>
-          <w:bottom w:val="single" w:sz="6" w:space="1" w:color="808080"/>
-        </w:pBdr>
-        <w:spacing w:after="100"/>
-      </w:pPr>
-    </w:p>
-    <w:p>
-      <w:pPr>
         <w:spacing w:after="60"/>
       </w:pPr>
       <w:r>
@@ -222,7 +183,10 @@
         <w:t xml:space="preserve">● Data Analysis &amp; BI: </w:t>
       </w:r>
       <w:r>
-        <w:t>Python (Pandas, NumPy), SQL (MySQL), EDA, Statistical Analysis, Machine Learning, Forecasting</w:t>
+        <w:t>Python (Pandas, NumPy), SQL (MySQL), EDA, Statistical Analysis, Machine Learning</w:t>
+      </w:r>
+      <w:r>
+        <w:t>.</w:t>
       </w:r>
     </w:p>
     <w:p>
@@ -285,14 +249,6 @@
       </w:r>
     </w:p>
     <w:p>
-      <w:pPr>
-        <w:pBdr>
-          <w:bottom w:val="single" w:sz="6" w:space="1" w:color="808080"/>
-        </w:pBdr>
-        <w:spacing w:after="100"/>
-      </w:pPr>
-    </w:p>
-    <w:p>
       <w:r>
         <w:rPr>
           <w:b/>
@@ -317,7 +273,7 @@
         <w:spacing w:after="40"/>
       </w:pPr>
       <w:r>
-        <w:t>● Maintained large billing datasets with 500+ records using Excel with high accuracy in financial reporting</w:t>
+        <w:t>● Maintained large billing datasets using Excel with high accuracy in financial reporting</w:t>
       </w:r>
     </w:p>
     <w:p>
@@ -352,13 +308,8 @@
       <w:pPr>
         <w:spacing w:after="60"/>
       </w:pPr>
-      <w:proofErr w:type="spellStart"/>
-      <w:r>
-        <w:t>Radhaswami</w:t>
-      </w:r>
-      <w:proofErr w:type="spellEnd"/>
-      <w:r>
-        <w:t xml:space="preserve"> Infra, Jaipur</w:t>
+      <w:r>
+        <w:t>Radhaswami Infra, Jaipur</w:t>
       </w:r>
     </w:p>
     <w:p>
@@ -374,7 +325,10 @@
         <w:spacing w:after="120"/>
       </w:pPr>
       <w:r>
-        <w:t>● Transformed raw data into structured format, streamlining reporting processes</w:t>
+        <w:t>● Transformed raw data into structured format</w:t>
+      </w:r>
+      <w:r>
+        <w:t xml:space="preserve"> and find meaningful insight from it , which helps in decision making</w:t>
       </w:r>
     </w:p>
     <w:p>
@@ -392,15 +346,7 @@
       </w:r>
     </w:p>
     <w:p>
-      <w:pPr>
-        <w:pBdr>
-          <w:bottom w:val="single" w:sz="6" w:space="1" w:color="808080"/>
-        </w:pBdr>
-        <w:spacing w:after="100"/>
-      </w:pPr>
-    </w:p>
-    <w:p>
-      <w:hyperlink r:id="rId8" w:history="1">
+      <w:hyperlink r:id="rId9" w:history="1">
         <w:r>
           <w:rPr>
             <w:rStyle w:val="Hyperlink"/>
@@ -426,7 +372,10 @@
         <w:spacing w:after="40"/>
       </w:pPr>
       <w:r>
-        <w:t>● Performed data cleaning and EDA on 1000+ property records to identify price drivers and market trends</w:t>
+        <w:t xml:space="preserve">- </w:t>
+      </w:r>
+      <w:r>
+        <w:t>Performed data cleaning and EDA on 1000+ property records to identify price drivers and market trends</w:t>
       </w:r>
     </w:p>
     <w:p>
@@ -434,11 +383,14 @@
         <w:spacing w:after="80"/>
       </w:pPr>
       <w:r>
-        <w:t>● Conducted price trend analysis based on location and property features, providing actionable insights</w:t>
-      </w:r>
-    </w:p>
-    <w:p>
-      <w:hyperlink r:id="rId9" w:history="1">
+        <w:t>-</w:t>
+      </w:r>
+      <w:r>
+        <w:t xml:space="preserve"> Conducted price trend analysis based on location and property features, providing actionable insights</w:t>
+      </w:r>
+    </w:p>
+    <w:p>
+      <w:hyperlink r:id="rId10" w:history="1">
         <w:r>
           <w:rPr>
             <w:rStyle w:val="Hyperlink"/>
@@ -464,7 +416,10 @@
         <w:spacing w:after="40"/>
       </w:pPr>
       <w:r>
-        <w:t>● Designed interactive Power BI dashboard with ETL pipeline importing CSV files and business measures</w:t>
+        <w:t>-</w:t>
+      </w:r>
+      <w:r>
+        <w:t xml:space="preserve"> Designed interactive Power BI dashboard with ETL pipeline importing CSV files and business measures</w:t>
       </w:r>
     </w:p>
     <w:p>
@@ -472,11 +427,14 @@
         <w:spacing w:after="80"/>
       </w:pPr>
       <w:r>
-        <w:t>● Created KPIs and dashboards improving sales visibility and inventory planning</w:t>
-      </w:r>
-    </w:p>
-    <w:p>
-      <w:hyperlink r:id="rId10" w:history="1">
+        <w:t>-</w:t>
+      </w:r>
+      <w:r>
+        <w:t xml:space="preserve"> Created KPIs and dashboards improving sales visibility and inventory planning</w:t>
+      </w:r>
+    </w:p>
+    <w:p>
+      <w:hyperlink r:id="rId11" w:history="1">
         <w:r>
           <w:rPr>
             <w:rStyle w:val="Hyperlink"/>
@@ -502,7 +460,10 @@
         <w:spacing w:after="40"/>
       </w:pPr>
       <w:r>
-        <w:t>● Connected MySQL database with Python for data extraction and performed sales analysis</w:t>
+        <w:t>-</w:t>
+      </w:r>
+      <w:r>
+        <w:t xml:space="preserve"> Connected MySQL database with Python for data extraction and performed sales analysis</w:t>
       </w:r>
     </w:p>
     <w:p>
@@ -510,7 +471,85 @@
         <w:spacing w:after="120"/>
       </w:pPr>
       <w:r>
-        <w:t>● Built visualizations for product performance insights and customer trend evaluation</w:t>
+        <w:t>-</w:t>
+      </w:r>
+      <w:r>
+        <w:t xml:space="preserve"> Built visualizations for product performance insights and customer trend evaluation</w:t>
+      </w:r>
+    </w:p>
+    <w:p>
+      <w:pPr>
+        <w:spacing w:after="120"/>
+        <w:jc w:val="both"/>
+      </w:pPr>
+      <w:hyperlink r:id="rId12" w:history="1">
+        <w:r>
+          <w:rPr>
+            <w:rStyle w:val="Hyperlink"/>
+            <w:b/>
+            <w:bCs/>
+          </w:rPr>
+          <w:t>H</w:t>
+        </w:r>
+        <w:r>
+          <w:rPr>
+            <w:rStyle w:val="Hyperlink"/>
+            <w:b/>
+            <w:bCs/>
+          </w:rPr>
+          <w:t>ealth Insurance Price Predictions</w:t>
+        </w:r>
+      </w:hyperlink>
+      <w:r>
+        <w:t xml:space="preserve"> | VS Code</w:t>
+      </w:r>
+      <w:r>
+        <w:t xml:space="preserve"> </w:t>
+      </w:r>
+      <w:r>
+        <w:t>,</w:t>
+      </w:r>
+      <w:r>
+        <w:t xml:space="preserve"> </w:t>
+      </w:r>
+      <w:r>
+        <w:t>Pandas, Seaborn, Streamlit ,</w:t>
+      </w:r>
+      <w:r>
+        <w:t xml:space="preserve"> </w:t>
+      </w:r>
+      <w:r>
+        <w:t>EDA</w:t>
+      </w:r>
+    </w:p>
+    <w:p>
+      <w:pPr>
+        <w:spacing w:after="120"/>
+      </w:pPr>
+      <w:r>
+        <w:t>-</w:t>
+      </w:r>
+      <w:r>
+        <w:t>Built insurance price prediction model (Linear Regression, Decision Tree, Random Forest)</w:t>
+      </w:r>
+    </w:p>
+    <w:p>
+      <w:pPr>
+        <w:spacing w:after="120"/>
+      </w:pPr>
+      <w:r>
+        <w:t>-</w:t>
+      </w:r>
+      <w:r>
+        <w:t>Deployed using Streamlit for real-time predictions</w:t>
+      </w:r>
+    </w:p>
+    <w:p>
+      <w:pPr>
+        <w:spacing w:after="120"/>
+      </w:pPr>
+      <w:r>
+        <w:t xml:space="preserve"> </w:t>
       </w:r>
     </w:p>
     <w:p>
@@ -528,14 +567,6 @@
       </w:r>
     </w:p>
     <w:p>
-      <w:pPr>
-        <w:pBdr>
-          <w:bottom w:val="single" w:sz="6" w:space="1" w:color="808080"/>
-        </w:pBdr>
-        <w:spacing w:after="100"/>
-      </w:pPr>
-    </w:p>
-    <w:p>
       <w:r>
         <w:rPr>
           <w:b/>
@@ -544,15 +575,7 @@
         <w:t xml:space="preserve">Post Graduate Program: Data Analytics &amp; Machine Learning </w:t>
       </w:r>
       <w:r>
-        <w:t xml:space="preserve">2026 – </w:t>
-      </w:r>
-      <w:proofErr w:type="spellStart"/>
-      <w:r>
-        <w:t>Imarticus</w:t>
-      </w:r>
-      <w:proofErr w:type="spellEnd"/>
-      <w:r>
-        <w:t xml:space="preserve"> Learning</w:t>
+        <w:t>2026 – Imarticus Learning</w:t>
       </w:r>
     </w:p>
     <w:p>
@@ -580,6 +603,268 @@
 <file path=word/numbering.xml><?xml version="1.0" encoding="utf-8"?>
 <w:numbering xmlns:wpc="http://schemas.microsoft.com/office/word/2010/wordprocessingCanvas" xmlns:cx="http://schemas.microsoft.com/office/drawing/2014/chartex" xmlns:cx1="http://schemas.microsoft.com/office/drawing/2015/9/8/chartex" xmlns:cx2="http://schemas.microsoft.com/office/drawing/2015/10/21/chartex" xmlns:cx3="http://schemas.microsoft.com/office/drawing/2016/5/9/chartex" xmlns:cx4="http://schemas.microsoft.com/office/drawing/2016/5/10/chartex" xmlns:cx5="http://schemas.microsoft.com/office/drawing/2016/5/11/chartex" xmlns:cx6="http://schemas.microsoft.com/office/drawing/2016/5/12/chartex" xmlns:cx7="http://schemas.microsoft.com/office/drawing/2016/5/13/chartex" xmlns:cx8="http://schemas.microsoft.com/office/drawing/2016/5/14/chartex" xmlns:mc="http://schemas.openxmlformats.org/markup-compatibility/2006" xmlns:aink="http://schemas.microsoft.com/office/drawing/2016/ink" xmlns:am3d="http://schemas.microsoft.com/office/drawing/2017/model3d" xmlns:o="urn:schemas-microsoft-com:office:office" xmlns:oel="http://schemas.microsoft.com/office/2019/extlst" xmlns:r="http://schemas.openxmlformats.org/officeDocument/2006/relationships" xmlns:m="http://schemas.openxmlformats.org/officeDocument/2006/math" xmlns:v="urn:schemas-microsoft-com:vml" xmlns:wp14="http://schemas.microsoft.com/office/word/2010/wordprocessingDrawing" xmlns:wp="http://schemas.openxmlformats.org/drawingml/2006/wordprocessingDrawing" xmlns:w10="urn:schemas-microsoft-com:office:word" xmlns:w="http://schemas.openxmlformats.org/wordprocessingml/2006/main" xmlns:w14="http://schemas.microsoft.com/office/word/2010/wordml" xmlns:w15="http://schemas.microsoft.com/office/word/2012/wordml" xmlns:w16cex="http://schemas.microsoft.com/office/word/2018/wordml/cex" xmlns:w16cid="http://schemas.microsoft.com/office/word/2016/wordml/cid" xmlns:w16="http://schemas.microsoft.com/office/word/2018/wordml" xmlns:w16du="http://schemas.microsoft.com/office/word/2023/wordml/word16du" xmlns:w16sdtdh="http://schemas.microsoft.com/office/word/2020/wordml/sdtdatahash" xmlns:w16sdtfl="http://schemas.microsoft.com/office/word/2024/wordml/sdtformatlock" xmlns:w16se="http://schemas.microsoft.com/office/word/2015/wordml/symex" xmlns:wpg="http://schemas.microsoft.com/office/word/2010/wordprocessingGroup" xmlns:wpi="http://schemas.microsoft.com/office/word/2010/wordprocessingInk" xmlns:wne="http://schemas.microsoft.com/office/word/2006/wordml" xmlns:wps="http://schemas.microsoft.com/office/word/2010/wordprocessingShape" mc:Ignorable="w14 w15 w16se w16cid w16 w16cex w16sdtdh w16sdtfl w16du wp14">
   <w:abstractNum w:abstractNumId="0" w15:restartNumberingAfterBreak="0">
+    <w:nsid w:val="25FF5EE6"/>
+    <w:multiLevelType w:val="hybridMultilevel"/>
+    <w:tmpl w:val="908CB44A"/>
+    <w:lvl w:ilvl="0" w:tplc="B936F4D8">
+      <w:start w:val="5"/>
+      <w:numFmt w:val="bullet"/>
+      <w:lvlText w:val="-"/>
+      <w:lvlJc w:val="left"/>
+      <w:pPr>
+        <w:ind w:left="720" w:hanging="360"/>
+      </w:pPr>
+      <w:rPr>
+        <w:rFonts w:ascii="Arial" w:eastAsia="Arial" w:hAnsi="Arial" w:cs="Arial" w:hint="default"/>
+      </w:rPr>
+    </w:lvl>
+    <w:lvl w:ilvl="1" w:tplc="40090003" w:tentative="1">
+      <w:start w:val="1"/>
+      <w:numFmt w:val="bullet"/>
+      <w:lvlText w:val="o"/>
+      <w:lvlJc w:val="left"/>
+      <w:pPr>
+        <w:ind w:left="1440" w:hanging="360"/>
+      </w:pPr>
+      <w:rPr>
+        <w:rFonts w:ascii="Courier New" w:hAnsi="Courier New" w:cs="Courier New" w:hint="default"/>
+      </w:rPr>
+    </w:lvl>
+    <w:lvl w:ilvl="2" w:tplc="40090005" w:tentative="1">
+      <w:start w:val="1"/>
+      <w:numFmt w:val="bullet"/>
+      <w:lvlText w:val=""/>
+      <w:lvlJc w:val="left"/>
+      <w:pPr>
+        <w:ind w:left="2160" w:hanging="360"/>
+      </w:pPr>
+      <w:rPr>
+        <w:rFonts w:ascii="Wingdings" w:hAnsi="Wingdings" w:hint="default"/>
+      </w:rPr>
+    </w:lvl>
+    <w:lvl w:ilvl="3" w:tplc="40090001" w:tentative="1">
+      <w:start w:val="1"/>
+      <w:numFmt w:val="bullet"/>
+      <w:lvlText w:val=""/>
+      <w:lvlJc w:val="left"/>
+      <w:pPr>
+        <w:ind w:left="2880" w:hanging="360"/>
+      </w:pPr>
+      <w:rPr>
+        <w:rFonts w:ascii="Symbol" w:hAnsi="Symbol" w:hint="default"/>
+      </w:rPr>
+    </w:lvl>
+    <w:lvl w:ilvl="4" w:tplc="40090003" w:tentative="1">
+      <w:start w:val="1"/>
+      <w:numFmt w:val="bullet"/>
+      <w:lvlText w:val="o"/>
+      <w:lvlJc w:val="left"/>
+      <w:pPr>
+        <w:ind w:left="3600" w:hanging="360"/>
+      </w:pPr>
+      <w:rPr>
+        <w:rFonts w:ascii="Courier New" w:hAnsi="Courier New" w:cs="Courier New" w:hint="default"/>
+      </w:rPr>
+    </w:lvl>
+    <w:lvl w:ilvl="5" w:tplc="40090005" w:tentative="1">
+      <w:start w:val="1"/>
+      <w:numFmt w:val="bullet"/>
+      <w:lvlText w:val=""/>
+      <w:lvlJc w:val="left"/>
+      <w:pPr>
+        <w:ind w:left="4320" w:hanging="360"/>
+      </w:pPr>
+      <w:rPr>
+        <w:rFonts w:ascii="Wingdings" w:hAnsi="Wingdings" w:hint="default"/>
+      </w:rPr>
+    </w:lvl>
+    <w:lvl w:ilvl="6" w:tplc="40090001" w:tentative="1">
+      <w:start w:val="1"/>
+      <w:numFmt w:val="bullet"/>
+      <w:lvlText w:val=""/>
+      <w:lvlJc w:val="left"/>
+      <w:pPr>
+        <w:ind w:left="5040" w:hanging="360"/>
+      </w:pPr>
+      <w:rPr>
+        <w:rFonts w:ascii="Symbol" w:hAnsi="Symbol" w:hint="default"/>
+      </w:rPr>
+    </w:lvl>
+    <w:lvl w:ilvl="7" w:tplc="40090003" w:tentative="1">
+      <w:start w:val="1"/>
+      <w:numFmt w:val="bullet"/>
+      <w:lvlText w:val="o"/>
+      <w:lvlJc w:val="left"/>
+      <w:pPr>
+        <w:ind w:left="5760" w:hanging="360"/>
+      </w:pPr>
+      <w:rPr>
+        <w:rFonts w:ascii="Courier New" w:hAnsi="Courier New" w:cs="Courier New" w:hint="default"/>
+      </w:rPr>
+    </w:lvl>
+    <w:lvl w:ilvl="8" w:tplc="40090005" w:tentative="1">
+      <w:start w:val="1"/>
+      <w:numFmt w:val="bullet"/>
+      <w:lvlText w:val=""/>
+      <w:lvlJc w:val="left"/>
+      <w:pPr>
+        <w:ind w:left="6480" w:hanging="360"/>
+      </w:pPr>
+      <w:rPr>
+        <w:rFonts w:ascii="Wingdings" w:hAnsi="Wingdings" w:hint="default"/>
+      </w:rPr>
+    </w:lvl>
+  </w:abstractNum>
+  <w:abstractNum w:abstractNumId="1" w15:restartNumberingAfterBreak="0">
+    <w:nsid w:val="29AF4F0D"/>
+    <w:multiLevelType w:val="multilevel"/>
+    <w:tmpl w:val="DA081A96"/>
+    <w:lvl w:ilvl="0">
+      <w:start w:val="1"/>
+      <w:numFmt w:val="bullet"/>
+      <w:lvlText w:val=""/>
+      <w:lvlJc w:val="left"/>
+      <w:pPr>
+        <w:tabs>
+          <w:tab w:val="num" w:pos="720"/>
+        </w:tabs>
+        <w:ind w:left="720" w:hanging="360"/>
+      </w:pPr>
+      <w:rPr>
+        <w:rFonts w:ascii="Symbol" w:hAnsi="Symbol" w:hint="default"/>
+        <w:sz w:val="20"/>
+      </w:rPr>
+    </w:lvl>
+    <w:lvl w:ilvl="1" w:tentative="1">
+      <w:start w:val="1"/>
+      <w:numFmt w:val="bullet"/>
+      <w:lvlText w:val="o"/>
+      <w:lvlJc w:val="left"/>
+      <w:pPr>
+        <w:tabs>
+          <w:tab w:val="num" w:pos="1440"/>
+        </w:tabs>
+        <w:ind w:left="1440" w:hanging="360"/>
+      </w:pPr>
+      <w:rPr>
+        <w:rFonts w:ascii="Courier New" w:hAnsi="Courier New" w:hint="default"/>
+        <w:sz w:val="20"/>
+      </w:rPr>
+    </w:lvl>
+    <w:lvl w:ilvl="2" w:tentative="1">
+      <w:start w:val="1"/>
+      <w:numFmt w:val="bullet"/>
+      <w:lvlText w:val=""/>
+      <w:lvlJc w:val="left"/>
+      <w:pPr>
+        <w:tabs>
+          <w:tab w:val="num" w:pos="2160"/>
+        </w:tabs>
+        <w:ind w:left="2160" w:hanging="360"/>
+      </w:pPr>
+      <w:rPr>
+        <w:rFonts w:ascii="Wingdings" w:hAnsi="Wingdings" w:hint="default"/>
+        <w:sz w:val="20"/>
+      </w:rPr>
+    </w:lvl>
+    <w:lvl w:ilvl="3" w:tentative="1">
+      <w:start w:val="1"/>
+      <w:numFmt w:val="bullet"/>
+      <w:lvlText w:val=""/>
+      <w:lvlJc w:val="left"/>
+      <w:pPr>
+        <w:tabs>
+          <w:tab w:val="num" w:pos="2880"/>
+        </w:tabs>
+        <w:ind w:left="2880" w:hanging="360"/>
+      </w:pPr>
+      <w:rPr>
+        <w:rFonts w:ascii="Wingdings" w:hAnsi="Wingdings" w:hint="default"/>
+        <w:sz w:val="20"/>
+      </w:rPr>
+    </w:lvl>
+    <w:lvl w:ilvl="4" w:tentative="1">
+      <w:start w:val="1"/>
+      <w:numFmt w:val="bullet"/>
+      <w:lvlText w:val=""/>
+      <w:lvlJc w:val="left"/>
+      <w:pPr>
+        <w:tabs>
+          <w:tab w:val="num" w:pos="3600"/>
+        </w:tabs>
+        <w:ind w:left="3600" w:hanging="360"/>
+      </w:pPr>
+      <w:rPr>
+        <w:rFonts w:ascii="Wingdings" w:hAnsi="Wingdings" w:hint="default"/>
+        <w:sz w:val="20"/>
+      </w:rPr>
+    </w:lvl>
+    <w:lvl w:ilvl="5" w:tentative="1">
+      <w:start w:val="1"/>
+      <w:numFmt w:val="bullet"/>
+      <w:lvlText w:val=""/>
+      <w:lvlJc w:val="left"/>
+      <w:pPr>
+        <w:tabs>
+          <w:tab w:val="num" w:pos="4320"/>
+        </w:tabs>
+        <w:ind w:left="4320" w:hanging="360"/>
+      </w:pPr>
+      <w:rPr>
+        <w:rFonts w:ascii="Wingdings" w:hAnsi="Wingdings" w:hint="default"/>
+        <w:sz w:val="20"/>
+      </w:rPr>
+    </w:lvl>
+    <w:lvl w:ilvl="6" w:tentative="1">
+      <w:start w:val="1"/>
+      <w:numFmt w:val="bullet"/>
+      <w:lvlText w:val=""/>
+      <w:lvlJc w:val="left"/>
+      <w:pPr>
+        <w:tabs>
+          <w:tab w:val="num" w:pos="5040"/>
+        </w:tabs>
+        <w:ind w:left="5040" w:hanging="360"/>
+      </w:pPr>
+      <w:rPr>
+        <w:rFonts w:ascii="Wingdings" w:hAnsi="Wingdings" w:hint="default"/>
+        <w:sz w:val="20"/>
+      </w:rPr>
+    </w:lvl>
+    <w:lvl w:ilvl="7" w:tentative="1">
+      <w:start w:val="1"/>
+      <w:numFmt w:val="bullet"/>
+      <w:lvlText w:val=""/>
+      <w:lvlJc w:val="left"/>
+      <w:pPr>
+        <w:tabs>
+          <w:tab w:val="num" w:pos="5760"/>
+        </w:tabs>
+        <w:ind w:left="5760" w:hanging="360"/>
+      </w:pPr>
+      <w:rPr>
+        <w:rFonts w:ascii="Wingdings" w:hAnsi="Wingdings" w:hint="default"/>
+        <w:sz w:val="20"/>
+      </w:rPr>
+    </w:lvl>
+    <w:lvl w:ilvl="8" w:tentative="1">
+      <w:start w:val="1"/>
+      <w:numFmt w:val="bullet"/>
+      <w:lvlText w:val=""/>
+      <w:lvlJc w:val="left"/>
+      <w:pPr>
+        <w:tabs>
+          <w:tab w:val="num" w:pos="6480"/>
+        </w:tabs>
+        <w:ind w:left="6480" w:hanging="360"/>
+      </w:pPr>
+      <w:rPr>
+        <w:rFonts w:ascii="Wingdings" w:hAnsi="Wingdings" w:hint="default"/>
+        <w:sz w:val="20"/>
+      </w:rPr>
+    </w:lvl>
+  </w:abstractNum>
+  <w:abstractNum w:abstractNumId="2" w15:restartNumberingAfterBreak="0">
     <w:nsid w:val="5324608A"/>
     <w:multiLevelType w:val="hybridMultilevel"/>
     <w:tmpl w:val="E8024AC0"/>
@@ -665,11 +950,132 @@
       </w:pPr>
     </w:lvl>
   </w:abstractNum>
+  <w:abstractNum w:abstractNumId="3" w15:restartNumberingAfterBreak="0">
+    <w:nsid w:val="5C591707"/>
+    <w:multiLevelType w:val="hybridMultilevel"/>
+    <w:tmpl w:val="ED30E21A"/>
+    <w:lvl w:ilvl="0" w:tplc="155EFAB8">
+      <w:numFmt w:val="bullet"/>
+      <w:lvlText w:val="-"/>
+      <w:lvlJc w:val="left"/>
+      <w:pPr>
+        <w:ind w:left="720" w:hanging="360"/>
+      </w:pPr>
+      <w:rPr>
+        <w:rFonts w:ascii="Arial" w:eastAsia="Arial" w:hAnsi="Arial" w:cs="Arial" w:hint="default"/>
+      </w:rPr>
+    </w:lvl>
+    <w:lvl w:ilvl="1" w:tplc="40090003" w:tentative="1">
+      <w:start w:val="1"/>
+      <w:numFmt w:val="bullet"/>
+      <w:lvlText w:val="o"/>
+      <w:lvlJc w:val="left"/>
+      <w:pPr>
+        <w:ind w:left="1440" w:hanging="360"/>
+      </w:pPr>
+      <w:rPr>
+        <w:rFonts w:ascii="Courier New" w:hAnsi="Courier New" w:cs="Courier New" w:hint="default"/>
+      </w:rPr>
+    </w:lvl>
+    <w:lvl w:ilvl="2" w:tplc="40090005" w:tentative="1">
+      <w:start w:val="1"/>
+      <w:numFmt w:val="bullet"/>
+      <w:lvlText w:val=""/>
+      <w:lvlJc w:val="left"/>
+      <w:pPr>
+        <w:ind w:left="2160" w:hanging="360"/>
+      </w:pPr>
+      <w:rPr>
+        <w:rFonts w:ascii="Wingdings" w:hAnsi="Wingdings" w:hint="default"/>
+      </w:rPr>
+    </w:lvl>
+    <w:lvl w:ilvl="3" w:tplc="40090001" w:tentative="1">
+      <w:start w:val="1"/>
+      <w:numFmt w:val="bullet"/>
+      <w:lvlText w:val=""/>
+      <w:lvlJc w:val="left"/>
+      <w:pPr>
+        <w:ind w:left="2880" w:hanging="360"/>
+      </w:pPr>
+      <w:rPr>
+        <w:rFonts w:ascii="Symbol" w:hAnsi="Symbol" w:hint="default"/>
+      </w:rPr>
+    </w:lvl>
+    <w:lvl w:ilvl="4" w:tplc="40090003" w:tentative="1">
+      <w:start w:val="1"/>
+      <w:numFmt w:val="bullet"/>
+      <w:lvlText w:val="o"/>
+      <w:lvlJc w:val="left"/>
+      <w:pPr>
+        <w:ind w:left="3600" w:hanging="360"/>
+      </w:pPr>
+      <w:rPr>
+        <w:rFonts w:ascii="Courier New" w:hAnsi="Courier New" w:cs="Courier New" w:hint="default"/>
+      </w:rPr>
+    </w:lvl>
+    <w:lvl w:ilvl="5" w:tplc="40090005" w:tentative="1">
+      <w:start w:val="1"/>
+      <w:numFmt w:val="bullet"/>
+      <w:lvlText w:val=""/>
+      <w:lvlJc w:val="left"/>
+      <w:pPr>
+        <w:ind w:left="4320" w:hanging="360"/>
+      </w:pPr>
+      <w:rPr>
+        <w:rFonts w:ascii="Wingdings" w:hAnsi="Wingdings" w:hint="default"/>
+      </w:rPr>
+    </w:lvl>
+    <w:lvl w:ilvl="6" w:tplc="40090001" w:tentative="1">
+      <w:start w:val="1"/>
+      <w:numFmt w:val="bullet"/>
+      <w:lvlText w:val=""/>
+      <w:lvlJc w:val="left"/>
+      <w:pPr>
+        <w:ind w:left="5040" w:hanging="360"/>
+      </w:pPr>
+      <w:rPr>
+        <w:rFonts w:ascii="Symbol" w:hAnsi="Symbol" w:hint="default"/>
+      </w:rPr>
+    </w:lvl>
+    <w:lvl w:ilvl="7" w:tplc="40090003" w:tentative="1">
+      <w:start w:val="1"/>
+      <w:numFmt w:val="bullet"/>
+      <w:lvlText w:val="o"/>
+      <w:lvlJc w:val="left"/>
+      <w:pPr>
+        <w:ind w:left="5760" w:hanging="360"/>
+      </w:pPr>
+      <w:rPr>
+        <w:rFonts w:ascii="Courier New" w:hAnsi="Courier New" w:cs="Courier New" w:hint="default"/>
+      </w:rPr>
+    </w:lvl>
+    <w:lvl w:ilvl="8" w:tplc="40090005" w:tentative="1">
+      <w:start w:val="1"/>
+      <w:numFmt w:val="bullet"/>
+      <w:lvlText w:val=""/>
+      <w:lvlJc w:val="left"/>
+      <w:pPr>
+        <w:ind w:left="6480" w:hanging="360"/>
+      </w:pPr>
+      <w:rPr>
+        <w:rFonts w:ascii="Wingdings" w:hAnsi="Wingdings" w:hint="default"/>
+      </w:rPr>
+    </w:lvl>
+  </w:abstractNum>
   <w:num w:numId="1" w16cid:durableId="1360157592">
-    <w:abstractNumId w:val="0"/>
+    <w:abstractNumId w:val="2"/>
     <w:lvlOverride w:ilvl="0">
       <w:startOverride w:val="1"/>
     </w:lvlOverride>
+  </w:num>
+  <w:num w:numId="2" w16cid:durableId="1034887536">
+    <w:abstractNumId w:val="3"/>
+  </w:num>
+  <w:num w:numId="3" w16cid:durableId="528295610">
+    <w:abstractNumId w:val="1"/>
+  </w:num>
+  <w:num w:numId="4" w16cid:durableId="1492328942">
+    <w:abstractNumId w:val="0"/>
   </w:num>
 </w:numbering>
 </file>
@@ -1154,7 +1560,6 @@
   <w:style w:type="character" w:default="1" w:styleId="DefaultParagraphFont">
     <w:name w:val="Default Paragraph Font"/>
     <w:uiPriority w:val="1"/>
-    <w:semiHidden/>
     <w:unhideWhenUsed/>
   </w:style>
   <w:style w:type="table" w:default="1" w:styleId="TableNormal">
@@ -1272,6 +1677,18 @@
     <w:rPr>
       <w:color w:val="605E5C"/>
       <w:shd w:val="clear" w:color="auto" w:fill="E1DFDD"/>
+    </w:rPr>
+  </w:style>
+  <w:style w:type="character" w:styleId="FollowedHyperlink">
+    <w:name w:val="FollowedHyperlink"/>
+    <w:basedOn w:val="DefaultParagraphFont"/>
+    <w:uiPriority w:val="99"/>
+    <w:semiHidden/>
+    <w:unhideWhenUsed/>
+    <w:rsid w:val="005F2328"/>
+    <w:rPr>
+      <w:color w:val="954F72" w:themeColor="followedHyperlink"/>
+      <w:u w:val="single"/>
     </w:rPr>
   </w:style>
 </w:styles>

--- a/Deepak_Tiwari resume.docx
+++ b/Deepak_Tiwari resume.docx
@@ -42,7 +42,7 @@
           <w:sz w:val="24"/>
           <w:szCs w:val="24"/>
         </w:rPr>
-        <w:t xml:space="preserve"> Data Analyst | Business Analyst</w:t>
+        <w:t>Data Analyst</w:t>
       </w:r>
     </w:p>
     <w:p>
@@ -53,12 +53,27 @@
         <w:t xml:space="preserve">Jaipur, Rajasthan </w:t>
       </w:r>
       <w:r>
+        <w:rPr>
+          <w:b/>
+          <w:bCs/>
+        </w:rPr>
         <w:t xml:space="preserve">| </w:t>
       </w:r>
       <w:r>
-        <w:t xml:space="preserve">8740946940 </w:t>
-      </w:r>
-      <w:r>
+        <w:t>8740946940</w:t>
+      </w:r>
+      <w:r>
+        <w:rPr>
+          <w:b/>
+          <w:bCs/>
+        </w:rPr>
+        <w:t xml:space="preserve"> </w:t>
+      </w:r>
+      <w:r>
+        <w:rPr>
+          <w:b/>
+          <w:bCs/>
+        </w:rPr>
         <w:t>|</w:t>
       </w:r>
       <w:r>
@@ -75,10 +90,30 @@
         </w:r>
       </w:hyperlink>
       <w:r>
+        <w:rPr>
+          <w:b/>
+          <w:bCs/>
+        </w:rPr>
+        <w:t xml:space="preserve"> |</w:t>
+      </w:r>
+      <w:r>
         <w:t xml:space="preserve"> </w:t>
       </w:r>
-      <w:r>
-        <w:t>| Github:</w:t>
+      <w:proofErr w:type="spellStart"/>
+      <w:r>
+        <w:rPr>
+          <w:b/>
+          <w:bCs/>
+        </w:rPr>
+        <w:t>Github</w:t>
+      </w:r>
+      <w:proofErr w:type="spellEnd"/>
+      <w:r>
+        <w:rPr>
+          <w:b/>
+          <w:bCs/>
+        </w:rPr>
+        <w:t>:</w:t>
       </w:r>
       <w:r>
         <w:t xml:space="preserve"> </w:t>
@@ -94,7 +129,30 @@
         </w:r>
       </w:hyperlink>
       <w:r>
-        <w:t xml:space="preserve"> | Linkedln:</w:t>
+        <w:rPr>
+          <w:b/>
+          <w:bCs/>
+        </w:rPr>
+        <w:t xml:space="preserve"> |</w:t>
+      </w:r>
+      <w:r>
+        <w:t xml:space="preserve"> </w:t>
+      </w:r>
+      <w:proofErr w:type="spellStart"/>
+      <w:r>
+        <w:rPr>
+          <w:b/>
+          <w:bCs/>
+        </w:rPr>
+        <w:t>Linkedln</w:t>
+      </w:r>
+      <w:proofErr w:type="spellEnd"/>
+      <w:r>
+        <w:rPr>
+          <w:b/>
+          <w:bCs/>
+        </w:rPr>
+        <w:t>:</w:t>
       </w:r>
       <w:r>
         <w:rPr>
@@ -116,7 +174,24 @@
         </w:r>
       </w:hyperlink>
       <w:r>
-        <w:t xml:space="preserve"> | Portfolio: </w:t>
+        <w:rPr>
+          <w:b/>
+          <w:bCs/>
+        </w:rPr>
+        <w:t xml:space="preserve"> |</w:t>
+      </w:r>
+      <w:r>
+        <w:t xml:space="preserve"> </w:t>
+      </w:r>
+      <w:r>
+        <w:rPr>
+          <w:b/>
+          <w:bCs/>
+        </w:rPr>
+        <w:t>Portfolio</w:t>
+      </w:r>
+      <w:r>
+        <w:t xml:space="preserve">: </w:t>
       </w:r>
       <w:hyperlink r:id="rId8" w:history="1">
         <w:r>
@@ -308,8 +383,13 @@
       <w:pPr>
         <w:spacing w:after="60"/>
       </w:pPr>
-      <w:r>
-        <w:t>Radhaswami Infra, Jaipur</w:t>
+      <w:proofErr w:type="spellStart"/>
+      <w:r>
+        <w:t>Radhaswami</w:t>
+      </w:r>
+      <w:proofErr w:type="spellEnd"/>
+      <w:r>
+        <w:t xml:space="preserve"> Infra, Jaipur</w:t>
       </w:r>
     </w:p>
     <w:p>
@@ -328,7 +408,15 @@
         <w:t>● Transformed raw data into structured format</w:t>
       </w:r>
       <w:r>
-        <w:t xml:space="preserve"> and find meaningful insight from it , which helps in decision making</w:t>
+        <w:t xml:space="preserve"> and find meaningful insight from </w:t>
+      </w:r>
+      <w:proofErr w:type="gramStart"/>
+      <w:r>
+        <w:t>it ,</w:t>
+      </w:r>
+      <w:proofErr w:type="gramEnd"/>
+      <w:r>
+        <w:t xml:space="preserve"> which helps in decision making</w:t>
       </w:r>
     </w:p>
     <w:p>
@@ -372,10 +460,7 @@
         <w:spacing w:after="40"/>
       </w:pPr>
       <w:r>
-        <w:t xml:space="preserve">- </w:t>
-      </w:r>
-      <w:r>
-        <w:t>Performed data cleaning and EDA on 1000+ property records to identify price drivers and market trends</w:t>
+        <w:t>- Performed data cleaning and EDA on 1000+ property records to identify price drivers and market trends</w:t>
       </w:r>
     </w:p>
     <w:p>
@@ -383,10 +468,7 @@
         <w:spacing w:after="80"/>
       </w:pPr>
       <w:r>
-        <w:t>-</w:t>
-      </w:r>
-      <w:r>
-        <w:t xml:space="preserve"> Conducted price trend analysis based on location and property features, providing actionable insights</w:t>
+        <w:t>- Conducted price trend analysis based on location and property features, providing actionable insights</w:t>
       </w:r>
     </w:p>
     <w:p>
@@ -416,10 +498,7 @@
         <w:spacing w:after="40"/>
       </w:pPr>
       <w:r>
-        <w:t>-</w:t>
-      </w:r>
-      <w:r>
-        <w:t xml:space="preserve"> Designed interactive Power BI dashboard with ETL pipeline importing CSV files and business measures</w:t>
+        <w:t>- Designed interactive Power BI dashboard with ETL pipeline importing CSV files and business measures</w:t>
       </w:r>
     </w:p>
     <w:p>
@@ -427,10 +506,7 @@
         <w:spacing w:after="80"/>
       </w:pPr>
       <w:r>
-        <w:t>-</w:t>
-      </w:r>
-      <w:r>
-        <w:t xml:space="preserve"> Created KPIs and dashboards improving sales visibility and inventory planning</w:t>
+        <w:t>- Created KPIs and dashboards improving sales visibility and inventory planning</w:t>
       </w:r>
     </w:p>
     <w:p>
@@ -460,10 +536,7 @@
         <w:spacing w:after="40"/>
       </w:pPr>
       <w:r>
-        <w:t>-</w:t>
-      </w:r>
-      <w:r>
-        <w:t xml:space="preserve"> Connected MySQL database with Python for data extraction and performed sales analysis</w:t>
+        <w:t>- Connected MySQL database with Python for data extraction and performed sales analysis</w:t>
       </w:r>
     </w:p>
     <w:p>
@@ -471,10 +544,7 @@
         <w:spacing w:after="120"/>
       </w:pPr>
       <w:r>
-        <w:t>-</w:t>
-      </w:r>
-      <w:r>
-        <w:t xml:space="preserve"> Built visualizations for product performance insights and customer trend evaluation</w:t>
+        <w:t>- Built visualizations for product performance insights and customer trend evaluation</w:t>
       </w:r>
     </w:p>
     <w:p>
@@ -501,7 +571,11 @@
         </w:r>
       </w:hyperlink>
       <w:r>
-        <w:t xml:space="preserve"> | VS Code</w:t>
+        <w:t xml:space="preserve"> | VS </w:t>
+      </w:r>
+      <w:proofErr w:type="gramStart"/>
+      <w:r>
+        <w:t>Code</w:t>
       </w:r>
       <w:r>
         <w:t xml:space="preserve"> </w:t>
@@ -509,12 +583,23 @@
       <w:r>
         <w:t>,</w:t>
       </w:r>
+      <w:proofErr w:type="gramEnd"/>
       <w:r>
         <w:t xml:space="preserve"> </w:t>
       </w:r>
       <w:r>
-        <w:t>Pandas, Seaborn, Streamlit ,</w:t>
-      </w:r>
+        <w:t xml:space="preserve">Pandas, Seaborn, </w:t>
+      </w:r>
+      <w:proofErr w:type="spellStart"/>
+      <w:proofErr w:type="gramStart"/>
+      <w:r>
+        <w:t>Streamlit</w:t>
+      </w:r>
+      <w:proofErr w:type="spellEnd"/>
+      <w:r>
+        <w:t xml:space="preserve"> ,</w:t>
+      </w:r>
+      <w:proofErr w:type="gramEnd"/>
       <w:r>
         <w:t xml:space="preserve"> </w:t>
       </w:r>
@@ -541,7 +626,15 @@
         <w:t>-</w:t>
       </w:r>
       <w:r>
-        <w:t>Deployed using Streamlit for real-time predictions</w:t>
+        <w:t xml:space="preserve">Deployed using </w:t>
+      </w:r>
+      <w:proofErr w:type="spellStart"/>
+      <w:r>
+        <w:t>Streamlit</w:t>
+      </w:r>
+      <w:proofErr w:type="spellEnd"/>
+      <w:r>
+        <w:t xml:space="preserve"> for real-time predictions</w:t>
       </w:r>
     </w:p>
     <w:p>
@@ -575,7 +668,15 @@
         <w:t xml:space="preserve">Post Graduate Program: Data Analytics &amp; Machine Learning </w:t>
       </w:r>
       <w:r>
-        <w:t>2026 – Imarticus Learning</w:t>
+        <w:t xml:space="preserve">2026 – </w:t>
+      </w:r>
+      <w:proofErr w:type="spellStart"/>
+      <w:r>
+        <w:t>Imarticus</w:t>
+      </w:r>
+      <w:proofErr w:type="spellEnd"/>
+      <w:r>
+        <w:t xml:space="preserve"> Learning</w:t>
       </w:r>
     </w:p>
     <w:p>
@@ -1560,6 +1661,7 @@
   <w:style w:type="character" w:default="1" w:styleId="DefaultParagraphFont">
     <w:name w:val="Default Paragraph Font"/>
     <w:uiPriority w:val="1"/>
+    <w:semiHidden/>
     <w:unhideWhenUsed/>
   </w:style>
   <w:style w:type="table" w:default="1" w:styleId="TableNormal">

--- a/Deepak_Tiwari resume.docx
+++ b/Deepak_Tiwari resume.docx
@@ -23,26 +23,6 @@
           <w:szCs w:val="36"/>
         </w:rPr>
         <w:t>DEEPAK TIWARI</w:t>
-      </w:r>
-    </w:p>
-    <w:p>
-      <w:pPr>
-        <w:spacing w:after="80"/>
-        <w:jc w:val="center"/>
-        <w:rPr>
-          <w:sz w:val="24"/>
-          <w:szCs w:val="24"/>
-        </w:rPr>
-      </w:pPr>
-      <w:r>
-        <w:rPr>
-          <w:b/>
-          <w:bCs/>
-          <w:color w:val="000000"/>
-          <w:sz w:val="24"/>
-          <w:szCs w:val="24"/>
-        </w:rPr>
-        <w:t>Data Analyst</w:t>
       </w:r>
     </w:p>
     <w:p>
@@ -207,20 +187,46 @@
     <w:p>
       <w:pPr>
         <w:spacing w:after="40"/>
-      </w:pPr>
+        <w:rPr>
+          <w:b/>
+          <w:bCs/>
+        </w:rPr>
+      </w:pPr>
+      <w:r>
+        <w:rPr>
+          <w:b/>
+          <w:bCs/>
+        </w:rPr>
+        <w:t>------------------------------------------------------------------------------------------------------------------------------------------------------</w:t>
+      </w:r>
     </w:p>
     <w:p>
       <w:pPr>
         <w:spacing w:after="40"/>
-      </w:pPr>
-      <w:r>
         <w:rPr>
           <w:b/>
           <w:bCs/>
           <w:sz w:val="24"/>
           <w:szCs w:val="24"/>
         </w:rPr>
-        <w:t>Professional Summary:</w:t>
+      </w:pPr>
+      <w:r>
+        <w:rPr>
+          <w:b/>
+          <w:bCs/>
+          <w:sz w:val="24"/>
+          <w:szCs w:val="24"/>
+        </w:rPr>
+        <w:t>P</w:t>
+      </w:r>
+      <w:r>
+        <w:rPr>
+          <w:b/>
+          <w:bCs/>
+          <w:sz w:val="24"/>
+          <w:szCs w:val="24"/>
+        </w:rPr>
+        <w:t>ROFESSIONAL SUMMARY</w:t>
       </w:r>
     </w:p>
     <w:p>
@@ -234,6 +240,23 @@
     </w:p>
     <w:p>
       <w:pPr>
+        <w:spacing w:after="120"/>
+        <w:jc w:val="both"/>
+        <w:rPr>
+          <w:b/>
+          <w:bCs/>
+        </w:rPr>
+      </w:pPr>
+      <w:r>
+        <w:rPr>
+          <w:b/>
+          <w:bCs/>
+        </w:rPr>
+        <w:t>-------------------------------------------------------------------------------------------------------------------------------------------------------</w:t>
+      </w:r>
+    </w:p>
+    <w:p>
+      <w:pPr>
         <w:spacing w:after="40"/>
       </w:pPr>
       <w:r>
@@ -308,6 +331,25 @@
       <w:r>
         <w:t>Communication, Problem Solving, Analytical Thinking, Detail-Oriented, Quick Learner</w:t>
       </w:r>
+      <w:r>
+        <w:t>.</w:t>
+      </w:r>
+    </w:p>
+    <w:p>
+      <w:pPr>
+        <w:spacing w:after="120"/>
+        <w:rPr>
+          <w:b/>
+          <w:bCs/>
+        </w:rPr>
+      </w:pPr>
+      <w:r>
+        <w:rPr>
+          <w:b/>
+          <w:bCs/>
+        </w:rPr>
+        <w:t>-------------------------------------------------------------------------------------------------------------------------------------------------------</w:t>
+      </w:r>
     </w:p>
     <w:p>
       <w:pPr>
@@ -417,6 +459,22 @@
       <w:proofErr w:type="gramEnd"/>
       <w:r>
         <w:t xml:space="preserve"> which helps in decision making</w:t>
+      </w:r>
+    </w:p>
+    <w:p>
+      <w:pPr>
+        <w:spacing w:after="120"/>
+        <w:rPr>
+          <w:b/>
+          <w:bCs/>
+        </w:rPr>
+      </w:pPr>
+      <w:r>
+        <w:rPr>
+          <w:b/>
+          <w:bCs/>
+        </w:rPr>
+        <w:t>-------------------------------------------------------------------------------------------------------------------------------------------------------</w:t>
       </w:r>
     </w:p>
     <w:p>
@@ -640,9 +698,20 @@
     <w:p>
       <w:pPr>
         <w:spacing w:after="120"/>
+        <w:rPr>
+          <w:b/>
+          <w:bCs/>
+        </w:rPr>
       </w:pPr>
       <w:r>
         <w:t xml:space="preserve"> </w:t>
+      </w:r>
+      <w:r>
+        <w:rPr>
+          <w:b/>
+          <w:bCs/>
+        </w:rPr>
+        <w:t>------------------------------------------------------------------------------------------------------------------------------------------------------</w:t>
       </w:r>
     </w:p>
     <w:p>
